--- a/data/analysis/Reportes/Archivo/Analisis_Hidrometeorologico_2026-09-22.docx
+++ b/data/analysis/Reportes/Archivo/Analisis_Hidrometeorologico_2026-09-22.docx
@@ -35,7 +35,7 @@
           <w:rFonts w:ascii="Arial" w:hAnsi="Arial"/>
           <w:sz w:val="19"/>
         </w:rPr>
-        <w:t>CORTE: 2026-09-22 14:08</w:t>
+        <w:t>CORTE: 2026-09-22 14:15</w:t>
       </w:r>
     </w:p>
     <w:p>
@@ -75,7 +75,7 @@
           <w:rFonts w:ascii="Arial" w:hAnsi="Arial"/>
           <w:sz w:val="19"/>
         </w:rPr>
-        <w:t>Al corte de las 14:08 h, la lectura debe mantenerse integrada y no por cuencas aisladas. La señal hidrométrica más reciente tiene como referencia principal el corte vigente de niveles y la lluvia observada/prevista sobre Guatemala, Chiapas y Tabasco. El mayor cambio de 24 h entre estaciones observadas es Boca del Cerro +0.23 m/24 h. La prioridad operativa es confirmar cualquier cambio de escenario con coincidencia de lluvia, saturación, niveles, caudales y operación de presas; el pronóstico por sí solo no constituye una creciente confirmada.</w:t>
+        <w:t>Al corte de las 14:15 h, la lectura debe mantenerse integrada y no por cuencas aisladas. La señal hidrométrica más reciente tiene como referencia principal el corte vigente de niveles y la lluvia observada/prevista sobre Guatemala, Chiapas y Tabasco. El mayor cambio de 24 h entre estaciones observadas es Boca del Cerro +0.23 m/24 h. La prioridad operativa es confirmar cualquier cambio de escenario con coincidencia de lluvia, saturación, niveles, caudales y operación de presas; el pronóstico por sí solo no constituye una creciente confirmada.</w:t>
       </w:r>
     </w:p>
     <w:p>
@@ -315,7 +315,7 @@
           <w:rFonts w:ascii="Arial" w:hAnsi="Arial"/>
           <w:sz w:val="19"/>
         </w:rPr>
-        <w:t>Boca del Cerro registra 12.70 m, con variación de 24 h +0.23 m. En la cuenca alta de Guatemala, El Tigre reporta 5.82 m y 1039.0 m³/s; El Porvenir/La Pasión 1.95 m y 201.7 m³/s. La secuencia de vigilancia se mantiene Guatemala → Lacantún → Boca del Cerro/Tenosique → Balancán → Emiliano Zapata → Jonuta → Centla. Pronóstico SMN para Usumacinta: 0-24 h: 75 a 150 mm; 24-48 h: 75 a 150 mm; 48-72 h: 75 a 150 mm; 72-96 h: 75 a 150 mm.</w:t>
+        <w:t>Boca del Cerro registra 12.70 m, con variación de 24 h +0.23 m. En la cuenca alta de Guatemala, El Tigre reporta 5.78 m y 1021.6 m³/s; El Porvenir/La Pasión 1.96 m y 203.2 m³/s. La secuencia de vigilancia se mantiene Guatemala → Lacantún → Boca del Cerro/Tenosique → Balancán → Emiliano Zapata → Jonuta → Centla. Pronóstico SMN para Usumacinta: 0-24 h: 75 a 150 mm; 24-48 h: 75 a 150 mm; 48-72 h: 75 a 150 mm; 72-96 h: 75 a 150 mm.</w:t>
       </w:r>
     </w:p>
     <w:tbl>
@@ -403,7 +403,7 @@
                 <w:b w:val="0"/>
                 <w:sz w:val="16"/>
               </w:rPr>
-              <w:t>5.82 m; 1039.0 m³/s</w:t>
+              <w:t>5.78 m; 1021.6 m³/s</w:t>
             </w:r>
           </w:p>
         </w:tc>
@@ -1953,7 +1953,7 @@
           <w:rFonts w:ascii="Arial" w:hAnsi="Arial"/>
           <w:sz w:val="19"/>
         </w:rPr>
-        <w:t>El diagnóstico integrado del corte de las 14:08 h se mantiene condicionado por la evolución conjunta de Guatemala–Usumacinta–Boca del Cerro, Ríos Serranos–Pichucalco–Grijalva bajo, la cascada de presas y Peñitas/cuenca libre–Mezcalapa–Samaria–Carrizal. Ningún componente debe interpretarse de manera aislada. La señal operativa debe escalar únicamente cuando coincidan magnitud, persistencia y respuesta observada.</w:t>
+        <w:t>El diagnóstico integrado del corte de las 14:15 h se mantiene condicionado por la evolución conjunta de Guatemala–Usumacinta–Boca del Cerro, Ríos Serranos–Pichucalco–Grijalva bajo, la cascada de presas y Peñitas/cuenca libre–Mezcalapa–Samaria–Carrizal. Ningún componente debe interpretarse de manera aislada. La señal operativa debe escalar únicamente cuando coincidan magnitud, persistencia y respuesta observada.</w:t>
       </w:r>
     </w:p>
     <w:p>
@@ -2297,7 +2297,7 @@
                 <w:b w:val="0"/>
                 <w:sz w:val="16"/>
               </w:rPr>
-              <w:t>2026-09-22T13:57:05.467477-06:00</w:t>
+              <w:t>2026-09-22T14:10:47.732291-06:00</w:t>
             </w:r>
           </w:p>
         </w:tc>
@@ -2359,7 +2359,7 @@
                 <w:b w:val="0"/>
                 <w:sz w:val="16"/>
               </w:rPr>
-              <w:t>2026-09-22T13:57:05.467477-06:00</w:t>
+              <w:t>2026-09-22T14:10:47.732291-06:00</w:t>
             </w:r>
           </w:p>
         </w:tc>
@@ -2501,7 +2501,7 @@
           <w:rFonts w:ascii="Arial" w:hAnsi="Arial"/>
           <w:sz w:val="19"/>
         </w:rPr>
-        <w:t>El Porvenir–La Pasión: nivel 1.95 m · caudal 201.71 m³/s.</w:t>
+        <w:t>El Porvenir–La Pasión: nivel 1.96 m · caudal 203.19 m³/s.</w:t>
       </w:r>
     </w:p>
     <w:p>
@@ -2513,7 +2513,7 @@
           <w:rFonts w:ascii="Arial" w:hAnsi="Arial"/>
           <w:sz w:val="19"/>
         </w:rPr>
-        <w:t>El Tigre–Usumacinta: nivel 5.82 m · caudal 1039.04 m³/s.</w:t>
+        <w:t>El Tigre–Usumacinta: nivel 5.78 m · caudal 1021.65 m³/s.</w:t>
       </w:r>
     </w:p>
     <w:p>
@@ -2537,7 +2537,7 @@
           <w:rFonts w:ascii="Arial" w:hAnsi="Arial"/>
           <w:sz w:val="19"/>
         </w:rPr>
-        <w:t>Evolución El Tigre: Δ nivel -0.140 m en 12.0 h; tendencia disminuyendo.</w:t>
+        <w:t>Evolución El Tigre: Δ nivel -0.040 m en 6.0 h; tendencia disminuyendo.</w:t>
       </w:r>
     </w:p>
     <w:p>

--- a/data/analysis/Reportes/Archivo/Analisis_Hidrometeorologico_2026-09-22.docx
+++ b/data/analysis/Reportes/Archivo/Analisis_Hidrometeorologico_2026-09-22.docx
@@ -35,7 +35,7 @@
           <w:rFonts w:ascii="Arial" w:hAnsi="Arial"/>
           <w:sz w:val="19"/>
         </w:rPr>
-        <w:t>CORTE: 2026-09-22 14:15</w:t>
+        <w:t>CORTE: 2026-09-22 14:26</w:t>
       </w:r>
     </w:p>
     <w:p>
@@ -75,7 +75,7 @@
           <w:rFonts w:ascii="Arial" w:hAnsi="Arial"/>
           <w:sz w:val="19"/>
         </w:rPr>
-        <w:t>Al corte de las 14:15 h, la lectura debe mantenerse integrada y no por cuencas aisladas. La señal hidrométrica más reciente tiene como referencia principal el corte vigente de niveles y la lluvia observada/prevista sobre Guatemala, Chiapas y Tabasco. El mayor cambio de 24 h entre estaciones observadas es Boca del Cerro +0.23 m/24 h. La prioridad operativa es confirmar cualquier cambio de escenario con coincidencia de lluvia, saturación, niveles, caudales y operación de presas; el pronóstico por sí solo no constituye una creciente confirmada.</w:t>
+        <w:t>Al corte de las 14:26 h, la lectura debe mantenerse integrada y no por cuencas aisladas. La señal hidrométrica más reciente tiene como referencia principal el corte vigente de niveles y la lluvia observada/prevista sobre Guatemala, Chiapas y Tabasco. El mayor cambio de 24 h entre estaciones observadas es Boca del Cerro +0.23 m/24 h. La prioridad operativa es confirmar cualquier cambio de escenario con coincidencia de lluvia, saturación, niveles, caudales y operación de presas; el pronóstico por sí solo no constituye una creciente confirmada.</w:t>
       </w:r>
     </w:p>
     <w:p>
@@ -1953,7 +1953,7 @@
           <w:rFonts w:ascii="Arial" w:hAnsi="Arial"/>
           <w:sz w:val="19"/>
         </w:rPr>
-        <w:t>El diagnóstico integrado del corte de las 14:15 h se mantiene condicionado por la evolución conjunta de Guatemala–Usumacinta–Boca del Cerro, Ríos Serranos–Pichucalco–Grijalva bajo, la cascada de presas y Peñitas/cuenca libre–Mezcalapa–Samaria–Carrizal. Ningún componente debe interpretarse de manera aislada. La señal operativa debe escalar únicamente cuando coincidan magnitud, persistencia y respuesta observada.</w:t>
+        <w:t>El diagnóstico integrado del corte de las 14:26 h se mantiene condicionado por la evolución conjunta de Guatemala–Usumacinta–Boca del Cerro, Ríos Serranos–Pichucalco–Grijalva bajo, la cascada de presas y Peñitas/cuenca libre–Mezcalapa–Samaria–Carrizal. Ningún componente debe interpretarse de manera aislada. La señal operativa debe escalar únicamente cuando coincidan magnitud, persistencia y respuesta observada.</w:t>
       </w:r>
     </w:p>
     <w:p>
